--- a/docs/01-开题/开题报告-基于Spring Boot的宠物医疗管理系统设计与实现.docx
+++ b/docs/01-开题/开题报告-基于Spring Boot的宠物医疗管理系统设计与实现.docx
@@ -616,7 +616,7 @@
           <w:b/>
           <w:sz w:val="24"/>
         </w:rPr>
-        <w:t>1. 用户与权限管理模块（管理员）</w:t>
+        <w:t>1. 用户与权限管理模块</w:t>
       </w:r>
     </w:p>
     <w:p>
@@ -631,7 +631,7 @@
           <w:b w:val="0"/>
           <w:sz w:val="24"/>
         </w:rPr>
-        <w:t>实现管理员、医生、宠物主人三类用户的注册、审核、登录与个人信息维护；采用基于角色的访问控制（RBAC），不同角色登录后进入相应的功能界面；用户密码采用加密方式（如 BCrypt）存储，登录鉴权通过 JWT 结合拦截器（或过滤器）实现，保证接口访问的安全性与角色隔离。</w:t>
+        <w:t>实现管理员、医生、宠物主人三类角色的账号注册、登录与个人信息维护；采用基于角色的访问控制（RBAC），不同角色登录后进入相应的功能界面；用户密码采用加密方式（如 BCrypt）存储，登录鉴权通过 JWT 结合拦截器（或过滤器）实现，保证接口访问的安全性与角色隔离。</w:t>
       </w:r>
     </w:p>
     <w:p>
@@ -660,7 +660,7 @@
           <w:b w:val="0"/>
           <w:sz w:val="24"/>
         </w:rPr>
-        <w:t>支持宠物主人维护名下宠物档案，内容包括昵称、种类、品种、性别、出生日期、体重、绝育情况、过敏史等；为每只宠物设置唯一标识（如宠物编号或芯片号），支持按主人、名称、种类等条件检索；并可关联查询宠物的历史就诊记录以及疫苗、驱虫记录，形成连续的宠物健康档案。</w:t>
+        <w:t>支持宠物主人维护名下宠物档案，内容包括昵称、种类、品种、性别、出生日期、体重、绝育情况、过敏史等；为每只宠物设置唯一标识（宠物编号），支持按主人、名称、种类等条件检索；可维护疫苗、驱虫等健康记录，并可关联查询宠物的历史就诊记录，形成连续的宠物健康档案。</w:t>
       </w:r>
     </w:p>
     <w:p>
@@ -674,7 +674,7 @@
           <w:b/>
           <w:sz w:val="24"/>
         </w:rPr>
-        <w:t>3. 预约挂号模块</w:t>
+        <w:t>3. 预约挂号管理模块</w:t>
       </w:r>
     </w:p>
     <w:p>
@@ -689,7 +689,7 @@
           <w:b w:val="0"/>
           <w:sz w:val="24"/>
         </w:rPr>
-        <w:t>宠物主人选择科室、医生与时间段进行在线预约；医生查看本科室预约列表，对预约进行确认或取消，并可维护本人的可预约时段与号源；管理员负责维护科室信息与医生排班。预约记录按照"待确认—已确认—已就诊—已取消—爽约"的状态进行流转与追踪。</w:t>
+        <w:t>宠物主人选择科室、医生与时间段进行在线预约，提交时实时校验号源余量；医生查看本科室预约列表，对预约进行确认或驳回，并可维护本人的可预约时段与号源；管理员负责维护科室信息与医生排班。预约记录按照"待确认—已确认—已就诊"的状态流转，并支持取消。</w:t>
       </w:r>
     </w:p>
     <w:p>
@@ -703,7 +703,7 @@
           <w:b/>
           <w:sz w:val="24"/>
         </w:rPr>
-        <w:t>4. 接诊与电子病历模块（医生）</w:t>
+        <w:t>4. 诊疗与电子病历模块</w:t>
       </w:r>
     </w:p>
     <w:p>
@@ -718,7 +718,7 @@
           <w:b w:val="0"/>
           <w:sz w:val="24"/>
         </w:rPr>
-        <w:t>医生接诊预约宠物，录入主诉、现病史、体格检查以及体温、体重等体征信息，记录诊断结果，生成结构化的电子病历（EMR）；支持病历的历史查询与按宠物个体的纵向追溯，为后续复诊提供依据。</w:t>
+        <w:t>医生接诊已确认预约的宠物，录入主诉、现病史、体格检查以及体温、体重等体征信息，记录诊断结论，生成结构化的电子病历（EMR）；在此基础上直接开具处方，选择药品并填写剂量、用法用量与疗程，系统同步校验药品库存。支持病历与处方的历史查询，以及按宠物个体的纵向追溯。</w:t>
       </w:r>
     </w:p>
     <w:p>
@@ -732,7 +732,7 @@
           <w:b/>
           <w:sz w:val="24"/>
         </w:rPr>
-        <w:t>5. 处方与用药模块（医生）</w:t>
+        <w:t>5. 药品与库存管理模块</w:t>
       </w:r>
     </w:p>
     <w:p>
@@ -747,7 +747,7 @@
           <w:b w:val="0"/>
           <w:sz w:val="24"/>
         </w:rPr>
-        <w:t>医生根据诊断结果开具处方，选择药品并填写剂量、用法用量与疗程；系统对药品库存进行校验，并支持医生查询药品说明与用药禁忌提示；处方生成后与病历、收费记录相互关联，保证诊疗数据的完整一致。</w:t>
+        <w:t>维护药品基础信息，包括名称、规格、单位、进价与售价、库存数量、有效期、生产厂家等；管理药品的入库与出库记录，处方领药自动扣减库存；提供库存预警功能，对低于安全库存或临近有效期的药品进行提醒，减少药品短缺与过期损耗。</w:t>
       </w:r>
     </w:p>
     <w:p>
@@ -761,7 +761,7 @@
           <w:b/>
           <w:sz w:val="24"/>
         </w:rPr>
-        <w:t>6. 药品与库存管理模块（管理员）</w:t>
+        <w:t>6. 收费与统计管理模块</w:t>
       </w:r>
     </w:p>
     <w:p>
@@ -776,21 +776,7 @@
           <w:b w:val="0"/>
           <w:sz w:val="24"/>
         </w:rPr>
-        <w:t>维护药品基础信息，包括名称、规格、单位、进价与售价、库存数量、有效期、生产厂家等；管理药品的入库与出库（处方领药自动扣减库存）记录；提供库存预警功能，对低于安全库存或临近有效期的药品进行提醒，减少药品短缺与过期损耗。</w:t>
-      </w:r>
-    </w:p>
-    <w:p>
-      <w:pPr>
-        <w:spacing w:before="80" w:after="40" w:line="360" w:lineRule="auto"/>
-        <w:jc w:val="both"/>
-      </w:pPr>
-      <w:r>
-        <w:rPr>
-          <w:rFonts w:ascii="Times New Roman" w:hAnsi="Times New Roman" w:eastAsia="黑体"/>
-          <w:b/>
-          <w:sz w:val="24"/>
-        </w:rPr>
-        <w:t>7. 服务项目与收费管理模块</w:t>
+        <w:t>维护服务项目及其价格（如挂号、诊疗、化验、手术等）；根据处方与诊疗服务自动计算就诊费用，生成收费清单与结算记录；支持按日、按月对收入进行统计，并以图表形式直观展示，为经营分析提供数据支持。</w:t>
       </w:r>
     </w:p>
     <w:p>
@@ -805,65 +791,7 @@
           <w:b w:val="0"/>
           <w:sz w:val="24"/>
         </w:rPr>
-        <w:t>维护服务项目及其价格（如挂号、诊疗、化验、手术等）；根据处方与服务项目自动计算就诊费用，生成收费清单与结算记录；支持按时间维度对收入进行统计，为经营分析提供数据支持。</w:t>
-      </w:r>
-    </w:p>
-    <w:p>
-      <w:pPr>
-        <w:spacing w:before="80" w:after="40" w:line="360" w:lineRule="auto"/>
-        <w:jc w:val="both"/>
-      </w:pPr>
-      <w:r>
-        <w:rPr>
-          <w:rFonts w:ascii="Times New Roman" w:hAnsi="Times New Roman" w:eastAsia="黑体"/>
-          <w:b/>
-          <w:sz w:val="24"/>
-        </w:rPr>
-        <w:t>8. 公告与资讯模块（管理员）</w:t>
-      </w:r>
-    </w:p>
-    <w:p>
-      <w:pPr>
-        <w:spacing w:before="0" w:after="0" w:line="360" w:lineRule="auto"/>
-        <w:jc w:val="both"/>
-        <w:ind w:firstLineChars="200" w:firstLine="480"/>
-      </w:pPr>
-      <w:r>
-        <w:rPr>
-          <w:rFonts w:ascii="Times New Roman" w:hAnsi="Times New Roman" w:eastAsia="宋体"/>
-          <w:b w:val="0"/>
-          <w:sz w:val="24"/>
-        </w:rPr>
-        <w:t>管理员发布医院公告、健康科普与防疫提醒等信息，宠物主人可在前端查看，实现机构与宠物主人之间的信息传递。</w:t>
-      </w:r>
-    </w:p>
-    <w:p>
-      <w:pPr>
-        <w:spacing w:before="80" w:after="40" w:line="360" w:lineRule="auto"/>
-        <w:jc w:val="both"/>
-      </w:pPr>
-      <w:r>
-        <w:rPr>
-          <w:rFonts w:ascii="Times New Roman" w:hAnsi="Times New Roman" w:eastAsia="黑体"/>
-          <w:b/>
-          <w:sz w:val="24"/>
-        </w:rPr>
-        <w:t>9. 数据统计与报表模块（管理员）</w:t>
-      </w:r>
-    </w:p>
-    <w:p>
-      <w:pPr>
-        <w:spacing w:before="0" w:after="0" w:line="360" w:lineRule="auto"/>
-        <w:jc w:val="both"/>
-        <w:ind w:firstLineChars="200" w:firstLine="480"/>
-      </w:pPr>
-      <w:r>
-        <w:rPr>
-          <w:rFonts w:ascii="Times New Roman" w:hAnsi="Times New Roman" w:eastAsia="宋体"/>
-          <w:b w:val="0"/>
-          <w:sz w:val="24"/>
-        </w:rPr>
-        <w:t>对就诊量、收入、药品消耗以及热门科室与医生等数据进行统计，并以图表形式直观展示，辅助管理者了解经营状况并进行决策。</w:t>
+        <w:t>说明：为使研究聚焦于核心业务闭环，"公告与资讯""报表导出""短信推送"等非核心功能不包含在本课题范围内，可在系统稳定后作为后续扩展。</w:t>
       </w:r>
     </w:p>
     <w:p>
@@ -1572,7 +1500,7 @@
                 <w:b w:val="0"/>
                 <w:sz w:val="22"/>
               </w:rPr>
-              <w:t>完成接诊病历、处方用药、药品库存、统计分析等模块并系统联调</w:t>
+              <w:t>完成诊疗病历、处方开具、药品库存、收费统计等模块并系统联调</w:t>
             </w:r>
           </w:p>
         </w:tc>
